--- a/Report/Perch_figures/Gaviksfjärden_MASE.docx
+++ b/Report/Perch_figures/Gaviksfjärden_MASE.docx
@@ -352,7 +352,7 @@
                 <w:szCs w:val="22"/>
                 <w:color w:val="000000"/>
               </w:rPr>
-              <w:t xml:space="preserve">0.3567727</w:t>
+              <w:t xml:space="preserve">0.4927047</w:t>
             </w:r>
           </w:p>
         </w:tc>
@@ -464,7 +464,7 @@
                 <w:szCs w:val="22"/>
                 <w:color w:val="000000"/>
               </w:rPr>
-              <w:t xml:space="preserve">0.1068818</w:t>
+              <w:t xml:space="preserve">0.1599866</w:t>
             </w:r>
           </w:p>
         </w:tc>
@@ -576,7 +576,7 @@
                 <w:szCs w:val="22"/>
                 <w:color w:val="000000"/>
               </w:rPr>
-              <w:t xml:space="preserve">0.3762899</w:t>
+              <w:t xml:space="preserve">0.6377525</w:t>
             </w:r>
           </w:p>
         </w:tc>
